--- a/SOFTWARE ENGINEERING/Course Project Materials/D1.ProjectProposal.docx
+++ b/SOFTWARE ENGINEERING/Course Project Materials/D1.ProjectProposal.docx
@@ -121,7 +121,21 @@
           <w:b/>
           <w:sz w:val="22"/>
         </w:rPr>
-        <w:t xml:space="preserve">This deliverable is graded out of 30 points. You must submit it as a PDF on Brightspace. One member of your group can submit the proposal on behalf of the group; we will then configure groups accordingly. </w:t>
+        <w:t xml:space="preserve">This deliverable is graded out of 30 points. You must submit it as a PDF on </w:t>
+      </w:r>
+      <w:r>
+        <w:rPr>
+          <w:b/>
+          <w:sz w:val="22"/>
+        </w:rPr>
+        <w:t>Gradescope</w:t>
+      </w:r>
+      <w:r>
+        <w:rPr>
+          <w:b/>
+          <w:sz w:val="22"/>
+        </w:rPr>
+        <w:t xml:space="preserve">. One member of your group can submit the proposal on behalf of the group; we will then configure groups accordingly. </w:t>
       </w:r>
     </w:p>
     <w:p>
